--- a/chapters/proof-writing-handout.docx
+++ b/chapters/proof-writing-handout.docx
@@ -94,7 +94,7 @@
         <w:t xml:space="preserve"> </w:t>
       </w:r>
       <w:r>
-        <w:t xml:space="preserve">The principles below all serve that goal.</w:t>
+        <w:t xml:space="preserve">The principles in this appendix all serve that goal.</w:t>
       </w:r>
     </w:p>
     <w:bookmarkStart w:id="9" w:name="sec-dont-skip-steps"/>
